--- a/Robbie/Shaker_Channel_Sweep_29Sep.docx
+++ b/Robbie/Shaker_Channel_Sweep_29Sep.docx
@@ -1907,6 +1907,42 @@
         <w:pBdr>
           <w:left w:val="single" w:color="1D6144" w:sz="18" w:space="10"/>
         </w:pBdr>
+        <w:spacing w:after="140" w:before="40"/>
+        <w:ind w:left="120"/>
+      </w:pPr>
+      <w:r>
+        <w:rPr>
+          <w:rFonts w:ascii="Consolas" w:cs="Consolas" w:eastAsia="Consolas" w:hAnsi="Consolas"/>
+          <w:b w:val="false"/>
+          <w:bCs w:val="false"/>
+          <w:i w:val="false"/>
+          <w:iCs w:val="false"/>
+          <w:caps/>
+          <w:color w:val="7F838D"/>
+          <w:spacing w:val="24"/>
+          <w:sz w:val="13"/>
+          <w:szCs w:val="13"/>
+        </w:rPr>
+        <w:t xml:space="preserve">Apply   </w:t>
+      </w:r>
+      <w:hyperlink w:history="1" r:id="rIds8ybzbmlckndlxx3jndua">
+        <w:r>
+          <w:rPr>
+            <w:rFonts w:ascii="Consolas" w:cs="Consolas" w:eastAsia="Consolas" w:hAnsi="Consolas"/>
+            <w:color w:val="1F4E63"/>
+            <w:sz w:val="16"/>
+            <w:szCs w:val="16"/>
+            <w:u w:val="single"/>
+          </w:rPr>
+          <w:t xml:space="preserve">View the posting</w:t>
+        </w:r>
+      </w:hyperlink>
+    </w:p>
+    <w:p>
+      <w:pPr>
+        <w:pBdr>
+          <w:left w:val="single" w:color="1D6144" w:sz="18" w:space="10"/>
+        </w:pBdr>
         <w:spacing w:after="100" w:before="60"/>
         <w:ind w:left="120"/>
       </w:pPr>
@@ -2185,6 +2221,42 @@
         <w:pBdr>
           <w:left w:val="single" w:color="1D6144" w:sz="18" w:space="10"/>
         </w:pBdr>
+        <w:spacing w:after="140" w:before="40"/>
+        <w:ind w:left="120"/>
+      </w:pPr>
+      <w:r>
+        <w:rPr>
+          <w:rFonts w:ascii="Consolas" w:cs="Consolas" w:eastAsia="Consolas" w:hAnsi="Consolas"/>
+          <w:b w:val="false"/>
+          <w:bCs w:val="false"/>
+          <w:i w:val="false"/>
+          <w:iCs w:val="false"/>
+          <w:caps/>
+          <w:color w:val="7F838D"/>
+          <w:spacing w:val="24"/>
+          <w:sz w:val="13"/>
+          <w:szCs w:val="13"/>
+        </w:rPr>
+        <w:t xml:space="preserve">Apply   </w:t>
+      </w:r>
+      <w:hyperlink w:history="1" r:id="rIdq7n2-iij6snn_hk5exzsf">
+        <w:r>
+          <w:rPr>
+            <w:rFonts w:ascii="Consolas" w:cs="Consolas" w:eastAsia="Consolas" w:hAnsi="Consolas"/>
+            <w:color w:val="1F4E63"/>
+            <w:sz w:val="16"/>
+            <w:szCs w:val="16"/>
+            <w:u w:val="single"/>
+          </w:rPr>
+          <w:t xml:space="preserve">View the posting</w:t>
+        </w:r>
+      </w:hyperlink>
+    </w:p>
+    <w:p>
+      <w:pPr>
+        <w:pBdr>
+          <w:left w:val="single" w:color="1D6144" w:sz="18" w:space="10"/>
+        </w:pBdr>
         <w:spacing w:after="100" w:before="60"/>
         <w:ind w:left="120"/>
       </w:pPr>
@@ -2397,6 +2469,42 @@
         </w:rPr>
         <w:t xml:space="preserve">Boston, MA   ·   first seen 29 Sep</w:t>
       </w:r>
+    </w:p>
+    <w:p>
+      <w:pPr>
+        <w:pBdr>
+          <w:left w:val="single" w:color="1F4E63" w:sz="18" w:space="10"/>
+        </w:pBdr>
+        <w:spacing w:after="140" w:before="40"/>
+        <w:ind w:left="120"/>
+      </w:pPr>
+      <w:r>
+        <w:rPr>
+          <w:rFonts w:ascii="Consolas" w:cs="Consolas" w:eastAsia="Consolas" w:hAnsi="Consolas"/>
+          <w:b w:val="false"/>
+          <w:bCs w:val="false"/>
+          <w:i w:val="false"/>
+          <w:iCs w:val="false"/>
+          <w:caps/>
+          <w:color w:val="7F838D"/>
+          <w:spacing w:val="24"/>
+          <w:sz w:val="13"/>
+          <w:szCs w:val="13"/>
+        </w:rPr>
+        <w:t xml:space="preserve">Apply   </w:t>
+      </w:r>
+      <w:hyperlink w:history="1" r:id="rIdjofwzayhj7ccnhgj9cebm">
+        <w:r>
+          <w:rPr>
+            <w:rFonts w:ascii="Consolas" w:cs="Consolas" w:eastAsia="Consolas" w:hAnsi="Consolas"/>
+            <w:color w:val="1F4E63"/>
+            <w:sz w:val="16"/>
+            <w:szCs w:val="16"/>
+            <w:u w:val="single"/>
+          </w:rPr>
+          <w:t xml:space="preserve">View the posting</w:t>
+        </w:r>
+      </w:hyperlink>
     </w:p>
     <w:p>
       <w:pPr>
@@ -2686,20 +2794,20 @@
               <w:spacing w:after="0" w:line="280"/>
               <w:jc w:val="left"/>
             </w:pPr>
-            <w:r>
-              <w:rPr>
-                <w:rFonts w:ascii="Calibri" w:cs="Calibri" w:eastAsia="Calibri" w:hAnsi="Calibri"/>
-                <w:b/>
-                <w:bCs/>
-                <w:i w:val="false"/>
-                <w:iCs w:val="false"/>
-                <w:caps w:val="false"/>
-                <w:color w:val="15171C"/>
-                <w:sz w:val="19"/>
-                <w:szCs w:val="19"/>
-              </w:rPr>
-              <w:t xml:space="preserve">Information Security Analyst, Boston Partners</w:t>
-            </w:r>
+            <w:hyperlink w:history="1" r:id="rIddy7cedidkdikoozf8qvbk">
+              <w:r>
+                <w:rPr>
+                  <w:rFonts w:ascii="Calibri" w:cs="Calibri" w:eastAsia="Calibri" w:hAnsi="Calibri"/>
+                  <w:b/>
+                  <w:bCs/>
+                  <w:color w:val="1F4E63"/>
+                  <w:sz w:val="19"/>
+                  <w:szCs w:val="19"/>
+                  <w:u w:val="single"/>
+                </w:rPr>
+                <w:t xml:space="preserve">Information Security Analyst, Boston Partners</w:t>
+              </w:r>
+            </w:hyperlink>
           </w:p>
         </w:tc>
         <w:tc>
@@ -2802,20 +2910,20 @@
               <w:spacing w:after="0" w:line="280"/>
               <w:jc w:val="left"/>
             </w:pPr>
-            <w:r>
-              <w:rPr>
-                <w:rFonts w:ascii="Calibri" w:cs="Calibri" w:eastAsia="Calibri" w:hAnsi="Calibri"/>
-                <w:b/>
-                <w:bCs/>
-                <w:i w:val="false"/>
-                <w:iCs w:val="false"/>
-                <w:caps w:val="false"/>
-                <w:color w:val="15171C"/>
-                <w:sz w:val="19"/>
-                <w:szCs w:val="19"/>
-              </w:rPr>
-              <w:t xml:space="preserve">AI Risk &amp; Compliance Analyst, WHOOP</w:t>
-            </w:r>
+            <w:hyperlink w:history="1" r:id="rIdtibppiyrruoigxqesg-ma">
+              <w:r>
+                <w:rPr>
+                  <w:rFonts w:ascii="Calibri" w:cs="Calibri" w:eastAsia="Calibri" w:hAnsi="Calibri"/>
+                  <w:b/>
+                  <w:bCs/>
+                  <w:color w:val="1F4E63"/>
+                  <w:sz w:val="19"/>
+                  <w:szCs w:val="19"/>
+                  <w:u w:val="single"/>
+                </w:rPr>
+                <w:t xml:space="preserve">AI Risk &amp; Compliance Analyst, WHOOP</w:t>
+              </w:r>
+            </w:hyperlink>
           </w:p>
         </w:tc>
         <w:tc>
@@ -2918,20 +3026,20 @@
               <w:spacing w:after="0" w:line="280"/>
               <w:jc w:val="left"/>
             </w:pPr>
-            <w:r>
-              <w:rPr>
-                <w:rFonts w:ascii="Calibri" w:cs="Calibri" w:eastAsia="Calibri" w:hAnsi="Calibri"/>
-                <w:b/>
-                <w:bCs/>
-                <w:i w:val="false"/>
-                <w:iCs w:val="false"/>
-                <w:caps w:val="false"/>
-                <w:color w:val="15171C"/>
-                <w:sz w:val="19"/>
-                <w:szCs w:val="19"/>
-              </w:rPr>
-              <w:t xml:space="preserve">GRC Analyst, Benesch Law</w:t>
-            </w:r>
+            <w:hyperlink w:history="1" r:id="rIdxlueniglywhnzphwehfym">
+              <w:r>
+                <w:rPr>
+                  <w:rFonts w:ascii="Calibri" w:cs="Calibri" w:eastAsia="Calibri" w:hAnsi="Calibri"/>
+                  <w:b/>
+                  <w:bCs/>
+                  <w:color w:val="1F4E63"/>
+                  <w:sz w:val="19"/>
+                  <w:szCs w:val="19"/>
+                  <w:u w:val="single"/>
+                </w:rPr>
+                <w:t xml:space="preserve">GRC Analyst, Benesch Law</w:t>
+              </w:r>
+            </w:hyperlink>
           </w:p>
         </w:tc>
         <w:tc>
@@ -3034,20 +3142,20 @@
               <w:spacing w:after="0" w:line="280"/>
               <w:jc w:val="left"/>
             </w:pPr>
-            <w:r>
-              <w:rPr>
-                <w:rFonts w:ascii="Calibri" w:cs="Calibri" w:eastAsia="Calibri" w:hAnsi="Calibri"/>
-                <w:b/>
-                <w:bCs/>
-                <w:i w:val="false"/>
-                <w:iCs w:val="false"/>
-                <w:caps w:val="false"/>
-                <w:color w:val="15171C"/>
-                <w:sz w:val="19"/>
-                <w:szCs w:val="19"/>
-              </w:rPr>
-              <w:t xml:space="preserve">Information Security Risk and Compliance Analyst, CarGurus</w:t>
-            </w:r>
+            <w:hyperlink w:history="1" r:id="rIdathihznkyqnnr8nsjegml">
+              <w:r>
+                <w:rPr>
+                  <w:rFonts w:ascii="Calibri" w:cs="Calibri" w:eastAsia="Calibri" w:hAnsi="Calibri"/>
+                  <w:b/>
+                  <w:bCs/>
+                  <w:color w:val="1F4E63"/>
+                  <w:sz w:val="19"/>
+                  <w:szCs w:val="19"/>
+                  <w:u w:val="single"/>
+                </w:rPr>
+                <w:t xml:space="preserve">Information Security Risk and Compliance Analyst, CarGurus</w:t>
+              </w:r>
+            </w:hyperlink>
           </w:p>
         </w:tc>
         <w:tc>
@@ -3298,6 +3406,42 @@
         </w:rPr>
         <w:t xml:space="preserve">Medford, so geography works, but the band tops out $500 above your floor. Listed rather than hidden so you can overrule me if the role is right.</w:t>
       </w:r>
+    </w:p>
+    <w:p>
+      <w:pPr>
+        <w:pBdr>
+          <w:left w:val="single" w:color="8C2F2F" w:sz="18" w:space="10"/>
+        </w:pBdr>
+        <w:spacing w:after="140" w:before="40"/>
+        <w:ind w:left="120"/>
+      </w:pPr>
+      <w:r>
+        <w:rPr>
+          <w:rFonts w:ascii="Consolas" w:cs="Consolas" w:eastAsia="Consolas" w:hAnsi="Consolas"/>
+          <w:b w:val="false"/>
+          <w:bCs w:val="false"/>
+          <w:i w:val="false"/>
+          <w:iCs w:val="false"/>
+          <w:caps/>
+          <w:color w:val="7F838D"/>
+          <w:spacing w:val="24"/>
+          <w:sz w:val="13"/>
+          <w:szCs w:val="13"/>
+        </w:rPr>
+        <w:t xml:space="preserve">CHECK ME   </w:t>
+      </w:r>
+      <w:hyperlink w:history="1" r:id="rIdxi1nqkpyyi_w55h0ce-az">
+        <w:r>
+          <w:rPr>
+            <w:rFonts w:ascii="Consolas" w:cs="Consolas" w:eastAsia="Consolas" w:hAnsi="Consolas"/>
+            <w:color w:val="1F4E63"/>
+            <w:sz w:val="16"/>
+            <w:szCs w:val="16"/>
+            <w:u w:val="single"/>
+          </w:rPr>
+          <w:t xml:space="preserve">View the posting</w:t>
+        </w:r>
+      </w:hyperlink>
     </w:p>
     <w:p>
       <w:pPr>
